--- a/Templates/промежуточные_особые/заменить Принятие/принятие банкрот.docx
+++ b/Templates/промежуточные_особые/заменить Принятие/принятие банкрот.docx
@@ -13,7 +13,7 @@
         <mc:AlternateContent>
           <mc:Choice Requires="wpg">
             <w:drawing>
-              <wp:inline distT="0" distB="0" distL="0" distR="0" wp14:anchorId="006FD42A" wp14:editId="5D2AF399">
+              <wp:inline distT="0" distB="0" distL="0" distR="0" wp14:anchorId="2E679147" wp14:editId="563D0A90">
                 <wp:extent cx="695325" cy="647700"/>
                 <wp:effectExtent l="0" t="0" r="9525" b="0"/>
                 <wp:docPr id="1" name="Рисунок 1"/>
@@ -52,7 +52,7 @@
               </wp:inline>
             </w:drawing>
           </mc:Choice>
-          <mc:Fallback xmlns:w15="http://schemas.microsoft.com/office/word/2012/wordml" xmlns:a="http://schemas.openxmlformats.org/drawingml/2006/main">
+          <mc:Fallback xmlns:a="http://schemas.openxmlformats.org/drawingml/2006/main" xmlns:w15="http://schemas.microsoft.com/office/word/2012/wordml">
             <w:pict>
               <v:shapetype type="#_x0000_t75" o:spt="75" coordsize="21600,21600" o:preferrelative="t" path="m@4@5l@4@11@9@11@9@5xe">
                 <v:formulas>
@@ -88,13 +88,11 @@
       <w:pPr>
         <w:jc w:val="center"/>
         <w:rPr>
-          <w:b/>
           <w:bCs/>
         </w:rPr>
       </w:pPr>
       <w:r>
         <w:rPr>
-          <w:b/>
           <w:bCs/>
         </w:rPr>
         <w:t>АРБИТРАЖНЫЙ СУД РОСТОВСКОЙ ОБЛАСТИ</w:t>
@@ -112,24 +110,15 @@
       <w:pPr>
         <w:jc w:val="center"/>
         <w:outlineLvl w:val="0"/>
+        <w:rPr>
+          <w:lang w:val="en-US"/>
+        </w:rPr>
       </w:pPr>
       <w:r>
         <w:rPr>
           <w:lang w:val="en-US"/>
         </w:rPr>
-        <w:t>http</w:t>
-      </w:r>
-      <w:r>
-        <w:t>://</w:t>
-      </w:r>
-      <w:r>
-        <w:rPr>
-          <w:lang w:val="en-US"/>
-        </w:rPr>
-        <w:t>www</w:t>
-      </w:r>
-      <w:r>
-        <w:t>.</w:t>
+        <w:t>http://www.</w:t>
       </w:r>
       <w:proofErr w:type="spellStart"/>
       <w:r>
@@ -140,6 +129,9 @@
       </w:r>
       <w:proofErr w:type="spellEnd"/>
       <w:r>
+        <w:rPr>
+          <w:lang w:val="en-US"/>
+        </w:rPr>
         <w:t>.</w:t>
       </w:r>
       <w:proofErr w:type="spellStart"/>
@@ -151,6 +143,9 @@
       </w:r>
       <w:proofErr w:type="spellEnd"/>
       <w:r>
+        <w:rPr>
+          <w:lang w:val="en-US"/>
+        </w:rPr>
         <w:t>.</w:t>
       </w:r>
       <w:proofErr w:type="spellStart"/>
@@ -162,85 +157,101 @@
       </w:r>
       <w:proofErr w:type="spellEnd"/>
       <w:r>
-        <w:t>; е-</w:t>
+        <w:rPr>
+          <w:lang w:val="en-US"/>
+        </w:rPr>
+        <w:t xml:space="preserve">; </w:t>
+      </w:r>
+      <w:r>
+        <w:t>е</w:t>
       </w:r>
       <w:r>
         <w:rPr>
           <w:lang w:val="en-US"/>
         </w:rPr>
-        <w:t>mail</w:t>
+        <w:t xml:space="preserve">-mail: </w:t>
       </w:r>
       <w:r>
-        <w:t xml:space="preserve">: </w:t>
+        <w:fldChar w:fldCharType="begin"/>
       </w:r>
-      <w:hyperlink r:id="rId16" w:tooltip="mailto:info@rostov.arbitr.ru" w:history="1">
-        <w:r>
-          <w:rPr>
-            <w:color w:val="0000FF"/>
-            <w:u w:val="single"/>
-            <w:lang w:val="en-US"/>
-          </w:rPr>
-          <w:t>info</w:t>
-        </w:r>
-        <w:r>
-          <w:rPr>
-            <w:color w:val="0000FF"/>
-            <w:u w:val="single"/>
-          </w:rPr>
-          <w:t>@</w:t>
-        </w:r>
-        <w:proofErr w:type="spellStart"/>
-        <w:r>
-          <w:rPr>
-            <w:color w:val="0000FF"/>
-            <w:u w:val="single"/>
-            <w:lang w:val="en-US"/>
-          </w:rPr>
-          <w:t>rostov</w:t>
-        </w:r>
-        <w:proofErr w:type="spellEnd"/>
-        <w:r>
-          <w:rPr>
-            <w:color w:val="0000FF"/>
-            <w:u w:val="single"/>
-          </w:rPr>
-          <w:t>.</w:t>
-        </w:r>
-        <w:proofErr w:type="spellStart"/>
-        <w:r>
-          <w:rPr>
-            <w:color w:val="0000FF"/>
-            <w:u w:val="single"/>
-            <w:lang w:val="en-US"/>
-          </w:rPr>
-          <w:t>arbitr</w:t>
-        </w:r>
-        <w:proofErr w:type="spellEnd"/>
-        <w:r>
-          <w:rPr>
-            <w:color w:val="0000FF"/>
-            <w:u w:val="single"/>
-          </w:rPr>
-          <w:t>.</w:t>
-        </w:r>
-        <w:proofErr w:type="spellStart"/>
-        <w:r>
-          <w:rPr>
-            <w:color w:val="0000FF"/>
-            <w:u w:val="single"/>
-            <w:lang w:val="en-US"/>
-          </w:rPr>
-          <w:t>ru</w:t>
-        </w:r>
-        <w:proofErr w:type="spellEnd"/>
-      </w:hyperlink>
+      <w:r>
+        <w:rPr>
+          <w:lang w:val="en-US"/>
+        </w:rPr>
+        <w:instrText xml:space="preserve"> HYPERLINK "mailto:info@rostov.arbitr.ru" \o "mailto:info@rostov.arbitr.ru" </w:instrText>
+      </w:r>
+      <w:r>
+        <w:fldChar w:fldCharType="separate"/>
+      </w:r>
+      <w:r>
+        <w:rPr>
+          <w:color w:val="0000FF"/>
+          <w:u w:val="single"/>
+          <w:lang w:val="en-US"/>
+        </w:rPr>
+        <w:t>info@</w:t>
+      </w:r>
+      <w:proofErr w:type="spellStart"/>
+      <w:r>
+        <w:rPr>
+          <w:color w:val="0000FF"/>
+          <w:u w:val="single"/>
+          <w:lang w:val="en-US"/>
+        </w:rPr>
+        <w:t>rostov</w:t>
+      </w:r>
+      <w:proofErr w:type="spellEnd"/>
+      <w:r>
+        <w:rPr>
+          <w:color w:val="0000FF"/>
+          <w:u w:val="single"/>
+          <w:lang w:val="en-US"/>
+        </w:rPr>
+        <w:t>.</w:t>
+      </w:r>
+      <w:proofErr w:type="spellStart"/>
+      <w:r>
+        <w:rPr>
+          <w:color w:val="0000FF"/>
+          <w:u w:val="single"/>
+          <w:lang w:val="en-US"/>
+        </w:rPr>
+        <w:t>arbitr</w:t>
+      </w:r>
+      <w:proofErr w:type="spellEnd"/>
+      <w:r>
+        <w:rPr>
+          <w:color w:val="0000FF"/>
+          <w:u w:val="single"/>
+          <w:lang w:val="en-US"/>
+        </w:rPr>
+        <w:t>.</w:t>
+      </w:r>
+      <w:proofErr w:type="spellStart"/>
+      <w:r>
+        <w:rPr>
+          <w:color w:val="0000FF"/>
+          <w:u w:val="single"/>
+          <w:lang w:val="en-US"/>
+        </w:rPr>
+        <w:t>ru</w:t>
+      </w:r>
+      <w:proofErr w:type="spellEnd"/>
+      <w:r>
+        <w:rPr>
+          <w:color w:val="0000FF"/>
+          <w:u w:val="single"/>
+          <w:lang w:val="en-US"/>
+        </w:rPr>
+        <w:fldChar w:fldCharType="end"/>
+      </w:r>
     </w:p>
     <w:p>
       <w:pPr>
         <w:jc w:val="center"/>
         <w:outlineLvl w:val="0"/>
         <w:rPr>
-          <w:b/>
+          <w:lang w:val="en-US"/>
         </w:rPr>
       </w:pPr>
     </w:p>
@@ -248,28 +259,16 @@
       <w:pPr>
         <w:jc w:val="center"/>
         <w:outlineLvl w:val="0"/>
-        <w:rPr>
-          <w:b/>
-        </w:rPr>
       </w:pPr>
       <w:r>
-        <w:rPr>
-          <w:b/>
-        </w:rPr>
         <w:t xml:space="preserve">О </w:t>
       </w:r>
       <w:proofErr w:type="gramStart"/>
       <w:r>
-        <w:rPr>
-          <w:b/>
-        </w:rPr>
         <w:t>П</w:t>
       </w:r>
       <w:proofErr w:type="gramEnd"/>
       <w:r>
-        <w:rPr>
-          <w:b/>
-        </w:rPr>
         <w:t xml:space="preserve"> Р Е Д Е Л Е Н И Е</w:t>
       </w:r>
     </w:p>
@@ -302,7 +301,12 @@
         <w:t>[66]</w:t>
       </w:r>
       <w:r>
-        <w:t xml:space="preserve">                                                       </w:t>
+        <w:t xml:space="preserve">                                                    </w:t>
+      </w:r>
+      <w:bookmarkStart w:id="0" w:name="_GoBack"/>
+      <w:bookmarkEnd w:id="0"/>
+      <w:r>
+        <w:t xml:space="preserve">   </w:t>
       </w:r>
       <w:r>
         <w:t xml:space="preserve">                                         </w:t>
@@ -534,14 +538,8 @@
     <w:p>
       <w:pPr>
         <w:jc w:val="center"/>
-        <w:rPr>
-          <w:b/>
-        </w:rPr>
       </w:pPr>
       <w:r>
-        <w:rPr>
-          <w:b/>
-        </w:rPr>
         <w:t xml:space="preserve">ОПРЕДЕЛИЛ: </w:t>
       </w:r>
     </w:p>
@@ -567,25 +565,10 @@
         <w:t>о признании должника банкротом на</w:t>
       </w:r>
       <w:r>
-        <w:rPr>
-          <w:b/>
-        </w:rPr>
-        <w:t xml:space="preserve"> </w:t>
+        <w:t xml:space="preserve"> [99</w:t>
       </w:r>
       <w:r>
-        <w:t>[99</w:t>
-      </w:r>
-      <w:r>
-        <w:t>]</w:t>
-      </w:r>
-      <w:r>
-        <w:rPr>
-          <w:b/>
-        </w:rPr>
-        <w:t xml:space="preserve">, </w:t>
-      </w:r>
-      <w:r>
-        <w:t xml:space="preserve">в помещении суда по адресу: г. Ростов-на-Дону, ул. Станиславского, </w:t>
+        <w:t xml:space="preserve">], в помещении суда по адресу: г. Ростов-на-Дону, ул. Станиславского, </w:t>
       </w:r>
       <w:r>
         <w:rPr>
@@ -609,9 +592,6 @@
       <w:pPr>
         <w:ind w:firstLine="708"/>
         <w:jc w:val="both"/>
-        <w:rPr>
-          <w:b/>
-        </w:rPr>
       </w:pPr>
       <w:r>
         <w:t>В порядке подготовки дела к судебному разбирательству предлагается:</w:t>
@@ -623,21 +603,7 @@
         <w:jc w:val="both"/>
       </w:pPr>
       <w:r>
-        <w:rPr>
-          <w:b/>
-        </w:rPr>
-        <w:t xml:space="preserve">Должнику </w:t>
-      </w:r>
-      <w:r>
-        <w:t xml:space="preserve">представить отзыв на заявление, доказательства направления заявителю; копии всех страниц паспорта, ИНН, СНИЛС; сведения об общей сумме задолженности должника по обязательствам перед кредиторами; сведения обо всех счетах должника в кредитных организациях; сведения о наличии возбужденных в отношении </w:t>
-      </w:r>
-      <w:proofErr w:type="gramStart"/>
-      <w:r>
-        <w:t>должника исполнительных производств; опись имущества гражданина с указанием места нахождения или хранения имущества, в том числе имущества, являющегося предметом залога, с указанием наименования или фамилии, имени и отчества залогодержателя (форма представления данной описи утверждается регулирующим органом); сведения о полученных физическим лицом доходах за период, предшествующий дате подачи заявления о признании гражданина банкротом;</w:t>
-      </w:r>
-      <w:proofErr w:type="gramEnd"/>
-      <w:r>
-        <w:t xml:space="preserve"> </w:t>
+        <w:t xml:space="preserve">Должнику представить отзыв на заявление, доказательства направления заявителю; копии всех страниц паспорта, ИНН, СНИЛС; сведения об общей сумме задолженности должника по обязательствам перед кредиторами; сведения обо всех счетах должника в кредитных организациях; сведения о наличии возбужденных в отношении должника исполнительных производств; опись имущества гражданина с указанием места нахождения или хранения имущества, в том числе имущества, являющегося предметом залога, с указанием наименования или фамилии, имени и отчества залогодержателя (форма представления данной описи утверждается регулирующим органом); сведения о полученных физическим лицом доходах за период, предшествующий дате подачи заявления о признании гражданина банкротом; </w:t>
       </w:r>
       <w:proofErr w:type="gramStart"/>
       <w:r>
@@ -666,13 +632,7 @@
         <w:t>[987]</w:t>
       </w:r>
       <w:r>
-        <w:rPr>
-          <w:b/>
-        </w:rPr>
-        <w:t xml:space="preserve">  </w:t>
-      </w:r>
-      <w:r>
-        <w:t>в течение девяти дней с даты получения настоящего определения представить в арбитражный суд кандидатуру арбитражного управляющего из числа своих членов, изъявивших согласие быть утвержденным арбитражным судом в качестве арбитражного управляющего в деле о банкротстве должника, с предоставлением информац</w:t>
+        <w:t xml:space="preserve">  в течение девяти дней с даты получения настоящего определения представить в арбитражный суд кандидатуру арбитражного управляющего из числа своих членов, изъявивших согласие быть утвержденным арбитражным судом в качестве арбитражного управляющего в деле о банкротстве должника, с предоставлением информац</w:t>
       </w:r>
       <w:proofErr w:type="gramStart"/>
       <w:r>
@@ -691,13 +651,11 @@
         <w:ind w:firstLine="709"/>
         <w:jc w:val="both"/>
         <w:rPr>
-          <w:b/>
           <w:bCs/>
         </w:rPr>
       </w:pPr>
       <w:r>
         <w:rPr>
-          <w:b/>
           <w:bCs/>
         </w:rPr>
         <w:t>Обязать Управление записи актов гражданского состояния Ростовской области представить </w:t>
@@ -707,7 +665,6 @@
       </w:r>
       <w:r>
         <w:rPr>
-          <w:b/>
           <w:bCs/>
         </w:rPr>
         <w:t>в электронном виде посредством системы «Мой Арбитр».</w:t>
@@ -720,30 +677,15 @@
       </w:pPr>
       <w:proofErr w:type="gramStart"/>
       <w:r>
-        <w:t>В порядке статьи 66 Арбитражного процессуального кодекса Российской Федерации</w:t>
-      </w:r>
-      <w:r>
-        <w:rPr>
-          <w:b/>
-        </w:rPr>
-        <w:t xml:space="preserve"> обязать Отдел адресно-справочной работы Управления по вопросам миграции Главного управления Министерства внутренних дел России по Ростовской области  (адрес: 344091, г. Ростов-на-Дону, пр.</w:t>
+        <w:t>В порядке статьи 66 Арбитражного процессуального кодекса Российской Федерации обязать Отдел адресно-справочной работы Управления по вопросам миграции Главного управления Министерства внутренних дел России по Ростовской области  (адрес: 344091, г. Ростов-на-Дону, пр.</w:t>
       </w:r>
       <w:proofErr w:type="gramEnd"/>
       <w:r>
-        <w:rPr>
-          <w:b/>
-        </w:rPr>
         <w:t xml:space="preserve"> </w:t>
       </w:r>
       <w:proofErr w:type="gramStart"/>
       <w:r>
-        <w:rPr>
-          <w:b/>
-        </w:rPr>
-        <w:t xml:space="preserve">Коммунистический, 53) </w:t>
-      </w:r>
-      <w:r>
-        <w:t xml:space="preserve">представить адресную справку в отношении </w:t>
+        <w:t xml:space="preserve">Коммунистический, 53) представить адресную справку в отношении </w:t>
       </w:r>
       <w:r>
         <w:rPr>
@@ -794,7 +736,7 @@
         </w:rPr>
         <w:t xml:space="preserve">Информация о движении дела, о порядке ознакомления с материалами дела и получении копий судебных актов может быть получена на официальном сайте Арбитражного суда Ростовской области в информационно-телекоммуникационной сети Интернет по веб-адресу: </w:t>
       </w:r>
-      <w:hyperlink r:id="rId17" w:tooltip="http://www.rostov.arbitr.ru" w:history="1">
+      <w:hyperlink r:id="rId16" w:tooltip="http://www.rostov.arbitr.ru" w:history="1">
         <w:r>
           <w:rPr>
             <w:color w:val="000000"/>
@@ -824,7 +766,7 @@
         </w:rPr>
         <w:t xml:space="preserve">Согласно п. 37 постановления Пленума Верховного Суда РФ от 17.12.2024 № 40 «О некоторых вопросах, связанных с введением в действие Федерального закона от 29 мая 2024 года № 107-ФЗ «О внесении изменений в Федеральный закон «О несостоятельности (банкротстве)» и статью 223 Арбитражного процессуального кодекса Российской Федерации» направление судебных актов лицам, указанным в </w:t>
       </w:r>
-      <w:hyperlink r:id="rId18" w:tooltip="https://login.consultant.ru/link/?req=doc&amp;base=LAW&amp;n=483133&amp;dst=6392" w:history="1">
+      <w:hyperlink r:id="rId17" w:tooltip="https://login.consultant.ru/link/?req=doc&amp;base=LAW&amp;n=483133&amp;dst=6392" w:history="1">
         <w:r>
           <w:rPr>
             <w:color w:val="000000"/>
@@ -838,7 +780,7 @@
         </w:rPr>
         <w:t xml:space="preserve"> и </w:t>
       </w:r>
-      <w:hyperlink r:id="rId19" w:tooltip="https://login.consultant.ru/link/?req=doc&amp;base=LAW&amp;n=483133&amp;dst=6393" w:history="1">
+      <w:hyperlink r:id="rId18" w:tooltip="https://login.consultant.ru/link/?req=doc&amp;base=LAW&amp;n=483133&amp;dst=6393" w:history="1">
         <w:r>
           <w:rPr>
             <w:color w:val="000000"/>
@@ -866,7 +808,7 @@
         </w:rPr>
         <w:t xml:space="preserve">заявителя и должника), </w:t>
       </w:r>
-      <w:hyperlink r:id="rId20" w:tooltip="https://login.consultant.ru/link/?req=doc&amp;base=LAW&amp;n=483133&amp;dst=100680" w:history="1">
+      <w:hyperlink r:id="rId19" w:tooltip="https://login.consultant.ru/link/?req=doc&amp;base=LAW&amp;n=483133&amp;dst=100680" w:history="1">
         <w:r>
           <w:rPr>
             <w:color w:val="000000"/>
@@ -880,7 +822,7 @@
         </w:rPr>
         <w:t xml:space="preserve"> Закона о банкротстве, осуществляется судом по межведомственным каналам связи либо на адреса электронной почты, указанные на их официальных сайтах; положения </w:t>
       </w:r>
-      <w:hyperlink r:id="rId21" w:tooltip="https://login.consultant.ru/link/?req=doc&amp;base=LAW&amp;n=482731&amp;dst=298" w:history="1">
+      <w:hyperlink r:id="rId20" w:tooltip="https://login.consultant.ru/link/?req=doc&amp;base=LAW&amp;n=482731&amp;dst=298" w:history="1">
         <w:r>
           <w:rPr>
             <w:color w:val="000000"/>
@@ -907,8 +849,6 @@
         </w:rPr>
         <w:t>[415]</w:t>
       </w:r>
-      <w:bookmarkStart w:id="0" w:name="_GoBack"/>
-      <w:bookmarkEnd w:id="0"/>
     </w:p>
     <w:p>
       <w:pPr>
@@ -925,12 +865,12 @@
     <w:p/>
     <w:p/>
     <w:sectPr>
-      <w:headerReference w:type="even" r:id="rId22"/>
-      <w:headerReference w:type="default" r:id="rId23"/>
-      <w:footerReference w:type="even" r:id="rId24"/>
-      <w:footerReference w:type="default" r:id="rId25"/>
-      <w:headerReference w:type="first" r:id="rId26"/>
-      <w:footerReference w:type="first" r:id="rId27"/>
+      <w:headerReference w:type="even" r:id="rId21"/>
+      <w:headerReference w:type="default" r:id="rId22"/>
+      <w:footerReference w:type="even" r:id="rId23"/>
+      <w:footerReference w:type="default" r:id="rId24"/>
+      <w:headerReference w:type="first" r:id="rId25"/>
+      <w:footerReference w:type="first" r:id="rId26"/>
       <w:pgSz w:w="11906" w:h="16838"/>
       <w:pgMar w:top="1134" w:right="850" w:bottom="1134" w:left="1701" w:header="708" w:footer="708" w:gutter="0"/>
       <w:cols w:space="708"/>
@@ -25976,7 +25916,7 @@
 </file>
 
 <file path=customXml/itemProps1.xml><?xml version="1.0" encoding="utf-8"?>
-<ds:datastoreItem xmlns:ds="http://schemas.openxmlformats.org/officeDocument/2006/customXml" ds:itemID="{38010B85-ABB8-4EAE-9602-8624AFBF919B}">
+<ds:datastoreItem xmlns:ds="http://schemas.openxmlformats.org/officeDocument/2006/customXml" ds:itemID="{5F6648DD-E06C-4F31-84C9-11C76FB7EFE9}">
   <ds:schemaRefs>
     <ds:schemaRef ds:uri="http://schemas.openxmlformats.org/officeDocument/2006/bibliography"/>
   </ds:schemaRefs>

--- a/Templates/промежуточные_особые/заменить Принятие/принятие банкрот.docx
+++ b/Templates/промежуточные_особые/заменить Принятие/принятие банкрот.docx
@@ -289,7 +289,7 @@
     <w:p>
       <w:pPr>
         <w:tabs>
-          <w:tab w:val="left" w:pos="6300"/>
+          <w:tab w:pos="9355" w:val="right"/>
         </w:tabs>
       </w:pPr>
       <w:r>
@@ -301,18 +301,14 @@
         <w:t>[66]</w:t>
       </w:r>
       <w:r>
-        <w:t xml:space="preserve">                                                    </w:t>
+        <w:tab/>
       </w:r>
       <w:bookmarkStart w:id="0" w:name="_GoBack"/>
       <w:bookmarkEnd w:id="0"/>
+      <w:r/>
+      <w:r/>
       <w:r>
-        <w:t xml:space="preserve">   </w:t>
-      </w:r>
-      <w:r>
-        <w:t xml:space="preserve">                                         </w:t>
-      </w:r>
-      <w:r>
-        <w:t xml:space="preserve">    Дело № </w:t>
+        <w:t xml:space="preserve">Дело № </w:t>
       </w:r>
       <w:r>
         <w:rPr>
@@ -840,8 +836,14 @@
     </w:p>
     <w:p/>
     <w:p>
+      <w:pPr>
+        <w:tabs>
+          <w:tab w:pos="9355" w:val="right"/>
+        </w:tabs>
+      </w:pPr>
       <w:r>
-        <w:t xml:space="preserve">Судья                                                                                                                           </w:t>
+        <w:t>Судья</w:t>
+        <w:tab/>
       </w:r>
       <w:r>
         <w:rPr>
